--- a/sales/templates/proasiste-quick-reference.docx
+++ b/sales/templates/proasiste-quick-reference.docx
@@ -19,13 +19,13 @@
           <w:bCs/>
           <w:b/>
         </w:rPr>
-        <w:t xml:space="preserve">HOW TO USE THIS TEMPLATE</w:t>
+        <w:t xml:space="preserve">HOW TO USE THIS TEMPLATE.</w:t>
       </w:r>
       <w:r>
         <w:t xml:space="preserve"> </w:t>
       </w:r>
       <w:r>
-        <w:t xml:space="preserve">— 1.</w:t>
+        <w:t xml:space="preserve">1.</w:t>
       </w:r>
       <w:r>
         <w:t xml:space="preserve"> </w:t>
@@ -83,7 +83,7 @@
           <w:iCs/>
           <w:i/>
         </w:rPr>
-        <w:t xml:space="preserve">This is a reference / cheat-sheet — no fields to replace. Customize freely.</w:t>
+        <w:t xml:space="preserve">This is a reference cheat sheet. No fields to replace, so customize freely.</w:t>
       </w:r>
     </w:p>
     <w:p>
@@ -115,7 +115,7 @@
         <w:pStyle w:val="BlockText"/>
       </w:pPr>
       <w:r>
-        <w:t xml:space="preserve">"ProAsiste captures your company's knowledge - every document, conversation, and process - and makes it instantly accessible through AI. Ask a question, get an answer with sources. Define a task, your AI apprentice handles it. It's like giving every employee access to your entire institutional knowledge, plus an AI assistant who's read all of it."</w:t>
+        <w:t xml:space="preserve">"ProAsiste captures your company's knowledge (every document, conversation, and process) and makes it instantly accessible through AI. Ask a question, get an answer with sources. Define a task, your AI apprentice handles it. It's like giving every employee access to your entire institutional knowledge, plus an AI assistant who's read all of it."</w:t>
       </w:r>
     </w:p>
     <w:p>
@@ -839,7 +839,7 @@
               <w:jc w:val="left"/>
             </w:pPr>
             <w:r>
-              <w:t xml:space="preserve">"Process mining surfaces patterns humans miss."</w:t>
+              <w:t xml:space="preserve">"Process mining shows you the patterns that are hard to spot by hand."</w:t>
             </w:r>
           </w:p>
         </w:tc>
@@ -911,7 +911,7 @@
               <w:jc w:val="left"/>
             </w:pPr>
             <w:r>
-              <w:t xml:space="preserve">Unlock</w:t>
+              <w:t xml:space="preserve">What Opens Up</w:t>
             </w:r>
           </w:p>
         </w:tc>
@@ -1516,7 +1516,7 @@
               <w:jc w:val="left"/>
             </w:pPr>
             <w:r>
-              <w:t xml:space="preserve">"ChatGPT knows the internet. ProAsiste knows YOUR business."</w:t>
+              <w:t xml:space="preserve">"ChatGPT knows the internet. ProAsiste knows your business."</w:t>
             </w:r>
           </w:p>
         </w:tc>
@@ -1584,7 +1584,7 @@
         <w:t xml:space="preserve"> </w:t>
       </w:r>
       <w:r>
-        <w:t xml:space="preserve">(3 min) - Ask a business question, show sources</w:t>
+        <w:t xml:space="preserve">(3 min): Ask a business question, show sources</w:t>
       </w:r>
     </w:p>
     <w:p>
@@ -1606,7 +1606,7 @@
         <w:t xml:space="preserve"> </w:t>
       </w:r>
       <w:r>
-        <w:t xml:space="preserve">(3 min) - Show knowledge graph connections</w:t>
+        <w:t xml:space="preserve">(3 min): Show knowledge graph connections</w:t>
       </w:r>
     </w:p>
     <w:p>
@@ -1628,7 +1628,7 @@
         <w:t xml:space="preserve"> </w:t>
       </w:r>
       <w:r>
-        <w:t xml:space="preserve">(3 min) - Demonstrate automation template</w:t>
+        <w:t xml:space="preserve">(3 min): Demonstrate automation template</w:t>
       </w:r>
     </w:p>
     <w:p>
@@ -1650,7 +1650,7 @@
         <w:t xml:space="preserve"> </w:t>
       </w:r>
       <w:r>
-        <w:t xml:space="preserve">(3 min) - Upload and process a document</w:t>
+        <w:t xml:space="preserve">(3 min): Upload and process a document</w:t>
       </w:r>
     </w:p>
     <w:p>
@@ -1672,7 +1672,7 @@
         <w:t xml:space="preserve"> </w:t>
       </w:r>
       <w:r>
-        <w:t xml:space="preserve">(3 min) - Summarize value, discuss tier fit</w:t>
+        <w:t xml:space="preserve">(3 min): Summarize value, discuss tier fit</w:t>
       </w:r>
     </w:p>
     <w:p>
